--- a/manuscript/chapter-14-the-neutral-ground.docx
+++ b/manuscript/chapter-14-the-neutral-ground.docx
@@ -267,12 +267,12 @@
     </w:p>
     <w:p>
       <w:r>
-        <w:t>Workers used its maintenance routes. Smugglers used its blind corridors. Former faction leaders used its sealed rooms to trade information they could not carry into the city. When a person needed to disappear without becoming a public incident, someone eventually remembered the ring beneath the boundary. They remembered it as a rumor before they remembered it as a place.</w:t>
+        <w:t>Workers used its maintenance routes. Smugglers hid in corridors absent from every map. Former faction leaders met in sealed rooms to exchange information they could not safely carry into the city. When someone needed to disappear quietly, people remembered the facility beneath the boundary. Most knew it first as a rumor and only later as a place.</w:t>
       </w:r>
     </w:p>
     <w:p>
       <w:r>
-        <w:t>The old infrastructure made the place useful. The bed rows had once been intended for displaced families after a riot. Later, they served people who were not supposed to be found. Every adaptation left the original purpose visible beneath the next layer of misuse, as if the ring had been waiting for each new generation to reveal what it believed neutral ground was allowed to become.</w:t>
+        <w:t>The old infrastructure made the place useful. The bed rows had once been intended for displaced families after a riot. Later, they served people who were not supposed to be found. Every new use added another layer to the ring's history, while its original purpose remained visible beneath them. It seemed to preserve a record of what each generation believed neutral ground was allowed to become.</w:t>
       </w:r>
     </w:p>
     <w:p>
@@ -302,7 +302,7 @@
     </w:p>
     <w:p>
       <w:r>
-        <w:t>The Chief Architect enlarged the record of his bracelet. Obsidian access. Founder-tier permissions. Movement through sealed systems. A weapon that did not announce itself as a weapon because it had been designed to answer intention before command. Daren was still learning the limits of what the ensemble could do, but the systems around him had already begun teaching him something more dangerous: the limits might not exist where he had been told they did.</w:t>
+        <w:t>The Chief Architect enlarged the record of his bracelet. Obsidian access. Founder-tier permissions. Movement through sealed systems. The bracelet did not look like a weapon. It responded to intention before command, turning thought into action before anyone could recognize the threat. Daren was still learning the limits of what the ensemble could do, but the systems around him had already begun revealing something more dangerous: no reliable boundary had been built around what the bracelet could do.</w:t>
       </w:r>
     </w:p>
     <w:p>
@@ -322,12 +322,12 @@
     </w:p>
     <w:p>
       <w:r>
-        <w:t>The Chief Architect looked at the black circle displayed beside Daren's file. It was not a symbol from Patal Loka. It was an old astronomical image, copied from a training archive: a black hole, visible only through the light bending around the place where it could not be seen.</w:t>
+        <w:t>The Chief Architect studied Daren's file. The pattern reminded him of an old astronomical lesson: a black hole, detectable only by the way light bent around what could not be seen.</w:t>
       </w:r>
     </w:p>
     <w:p>
       <w:r>
-        <w:t>Daren had once been fascinated by the image. Now he was beginning to resemble it. He did not need to stand at the center of Trinity to change its course. He only needed enough mass, enough secrecy, and enough time. Kubera's money, Chanakya's language, Drona's records, and Ashoka's force could all be drawn toward an unknown goal without any of the ganas realizing they had entered its orbit.</w:t>
+        <w:t>Daren had once been fascinated by the image. Now he was beginning to resemble it. He did not need to stand at the center of Trinity to change its course. He only needed enough access, secrecy, and time. Kubera's money, Chanakya's language, Drona's records, and Ashoka's force could all be drawn toward an unknown goal without any of the ganas realizing they had entered its orbit.</w:t>
       </w:r>
     </w:p>
     <w:p>
@@ -367,32 +367,7 @@
     </w:p>
     <w:p>
       <w:r>
-        <w:t>The old facility had been built to contain the consequences of institutional failure. Over time, it had also become a place where Patal Loka could test and receive potential recruits beyond the sight of the four ganas. The current crisis had produced another opportunity. The facility had already yielded four survivors, but survival was only the first measure. The Chief Architect wanted to know whether the new arrivals could become a resistance capable of countering the ganas when the next critical event arrived.</w:t>
-      </w:r>
-    </w:p>
-    <w:p>
-      <w:r>
-        <w:t>He marked the roster for intake.</w:t>
-      </w:r>
-    </w:p>
-    <w:p>
-      <w:r>
-        <w:t>One more batch of recruits.</w:t>
-      </w:r>
-    </w:p>
-    <w:p>
-      <w:r>
-        <w:t>Not an army. Not a fifth gana. A counterweight: people trained to recognize when a gana had crossed from competition into domination, and prepared to act before the balance failed completely.</w:t>
-      </w:r>
-    </w:p>
-    <w:p>
-      <w:r>
-        <w:t>The Chief Architect closed the file.</w:t>
-      </w:r>
-    </w:p>
-    <w:p>
-      <w:r>
-        <w:t>Patal Loka had been created to restrain overreach after the last war. It could not wait for Daren's goal to become visible. By then, stopping him might require breaking the very balance it had been built to preserve.</w:t>
+        <w:t>The old facility had been built to contain the consequences of institutional failure. Over time, it had also become a place where Patal Loka could test and receive potential recruits beyond the sight of the four ganas. The current crisis had produced another opportunity. Flitzberg had opened a provisional roster for four candidates. Survival was only the first measure. The Chief Architect wanted to know whether this group could become a resistance capable of countering the ganas when the next critical event arrived.</w:t>
       </w:r>
     </w:p>
     <w:p>
@@ -467,7 +442,32 @@
     </w:p>
     <w:p>
       <w:r>
-        <w:t>He touched the edge of the roster, and three dormant files opened beneath the first one. The screens did not display names. They displayed conditions: disorientation, separation, scarcity, choice.</w:t>
+        <w:t>Flitzberg looked down at the roster. Three entries now waited beneath the intake heading. The fourth remained blank.</w:t>
+      </w:r>
+    </w:p>
+    <w:p>
+      <w:r>
+        <w:t>One more batch of recruits.</w:t>
+      </w:r>
+    </w:p>
+    <w:p>
+      <w:r>
+        <w:t>Not an army. Not a fifth gana. A counterweight: people trained to recognize when competition between the ganas had become control over everyone else, and prepared to act before the balance failed completely.</w:t>
+      </w:r>
+    </w:p>
+    <w:p>
+      <w:r>
+        <w:t>The Chief Architect closed the file.</w:t>
+      </w:r>
+    </w:p>
+    <w:p>
+      <w:r>
+        <w:t>Patal Loka had been created to restrain overreach after the last war. It could not wait for Daren's goal to become visible. By then, stopping him might require breaking the very balance it had been built to preserve.</w:t>
+      </w:r>
+    </w:p>
+    <w:p>
+      <w:r>
+        <w:t>He touched the edge of the roster, and three dormant files opened on the screen. A fourth remained blank. The screens did not display names. They displayed conditions: disorientation, separation, scarcity, choice.</w:t>
       </w:r>
     </w:p>
     <w:p>
@@ -492,7 +492,7 @@
     </w:p>
     <w:p>
       <w:r>
-        <w:t>For the first time in years, Patal Loka had found a group worth testing. They had crossed restricted ground without permission, avoided the systems meant to detect them, and reached the boundary together. None of that proved they could resist power. It proved only that they had already survived outside its rules.</w:t>
+        <w:t>Flitzberg did not mistake their arrival for proof. But it gave him a question worth answering: could people the system had failed to absorb become the resistance Patal Loka had been waiting for?</w:t>
       </w:r>
     </w:p>
     <w:p>

--- a/manuscript/chapter-14-the-neutral-ground.docx
+++ b/manuscript/chapter-14-the-neutral-ground.docx
@@ -8,6 +8,20 @@
       </w:pPr>
       <w:r>
         <w:t>Chapter 14: The Neutral Ground</w:t>
+      </w:r>
+    </w:p>
+    <w:p>
+      <w:r>
+        <w:rPr>
+          <w:i/>
+          <w:color w:val="5C6B7D"/>
+        </w:rPr>
+        <w:t>This wasn’t ancient and it wasn’t accidental. It was being run, right now, by people who had built it knowing exactly what they were keeping from the colonies above. That was the terrible part — not the technology, but the choice behind it. A splinter of humanity that had built a parallel world beneath the wasteland, spending decades hoarding the world’s remaining knowledge, hiding behind the silence of the Junkyard while the rest of humanity rotted in soot. They weren’t from another planet; they were the ones who had kept the keys to the Old Era and locked the door behind them. Camilla wasn’t just a prisoner; she was an unauthorized witness to a crime that had lasted generations.</w:t>
+      </w:r>
+    </w:p>
+    <w:p>
+      <w:r>
+        <w:t>— Book 1, Chapter 19: Shadow Architecture</w:t>
       </w:r>
     </w:p>
     <w:p>

--- a/manuscript/chapter-14-the-neutral-ground.docx
+++ b/manuscript/chapter-14-the-neutral-ground.docx
@@ -321,7 +321,7 @@
     </w:p>
     <w:p>
       <w:r>
-        <w:t>The Chief Architect opened a second file. Daren's old disciplinary record. His removal from Kubera. The Grandmaster's private instruction. The first Continuity Reserve transfer. The signature entered as OG. Each event was small when isolated. Together they formed a slope.</w:t>
+        <w:t>The Chief Architect opened a second file. Daren's old disciplinary record. His removal from Kubera. The private instruction from the man Kubera called the Master of the Reserve. The first Continuity Reserve transfer. The signature entered as OG. Each event was small when isolated. Together they formed a slope.</w:t>
       </w:r>
     </w:p>
     <w:p>

--- a/manuscript/chapter-14-the-neutral-ground.docx
+++ b/manuscript/chapter-14-the-neutral-ground.docx
@@ -22,6 +22,21 @@
     <w:p>
       <w:r>
         <w:t>— Book 1, Chapter 19: Shadow Architecture</w:t>
+      </w:r>
+    </w:p>
+    <w:p>
+      <w:r>
+        <w:t>In a room without a gana insignia, deep beneath the boundary between two cities, Mr. Flitzberg stood before a wall of dark glass and watched four streams of information move like weather.</w:t>
+      </w:r>
+    </w:p>
+    <w:p>
+      <w:r>
+        <w:t>Kubera's Continuity Reserve had released funds under an authority no modern registry could name. Drona's library wing had accepted more money than it requested. Chanakya's residential systems had opened around an intruder and then behaved as if the intrusion had been ordinary traffic. Ashoka had begun asking questions without yet knowing which questions mattered.</w:t>
+      </w:r>
+    </w:p>
+    <w:p>
+      <w:r>
+        <w:t>Flitzberg read the streams the way other men read weather fronts, and thought — as he always did on nights when the balance began to bend — about the ground he was standing in.</w:t>
       </w:r>
     </w:p>
     <w:p>
@@ -196,7 +211,7 @@
     </w:p>
     <w:p>
       <w:r>
-        <w:t>For almost a century, the Chief Architects and their quiet personnel had kept the four ganas from destroying the foundations on which their survival and growth depended. The work was never celebrated. Most people did not know Patal Loka existed, and those who suspected it knew better than to speak its name where a record might preserve the sound. Its greatest success was measured by events that never became wars, scandals that ended as administrative errors, and Grandmasters who believed their restraint had been entirely their own idea.</w:t>
+        <w:t>For almost a century, the Chief Architects and their quiet personnel had kept the four ganas from destroying the foundations on which their survival and growth depended. The work was never celebrated. Most people did not know Patal Loka existed, and those who suspected it knew better than to speak its name where a record might preserve the sound. Its greatest success was measured by events that never became wars, scandals that ended as administrative errors, and Grandmasters who believed their restraint had been entirely their own idea. The most recent of those quiet successes had crossed Flitzberg's own desk.</w:t>
       </w:r>
     </w:p>
     <w:p>
@@ -301,12 +316,7 @@
     </w:p>
     <w:p>
       <w:r>
-        <w:t>The current Chief Architect had been watching a different movement above the same boundary.</w:t>
-      </w:r>
-    </w:p>
-    <w:p>
-      <w:r>
-        <w:t>In a room without a gana insignia, a wall of dark glass carried four streams of information. Kubera's Continuity Reserve had released funds under an authority that no modern registry could name. Drona's library wing had accepted more money than it requested. Chanakya's residential systems had opened around an intruder and then behaved as if the intrusion had been ordinary traffic. Ashoka had begun asking questions without yet knowing which questions mattered.</w:t>
+        <w:t>That history was why Flitzberg stood at the glass tonight. The four streams were not archive material. They were the same failure beginning again, wearing new signatures.</w:t>
       </w:r>
     </w:p>
     <w:p>
@@ -321,7 +331,7 @@
     </w:p>
     <w:p>
       <w:r>
-        <w:t>The Chief Architect opened a second file. Daren's old disciplinary record. His removal from Kubera. The private instruction from the man Kubera called the Master of the Reserve. The first Continuity Reserve transfer. The signature entered as OG. Each event was small when isolated. Together they formed a slope.</w:t>
+        <w:t>Flitzberg opened a second file. Daren's old disciplinary record. His removal from Kubera. The private instruction from the man Kubera called the Master of the Reserve. The first Continuity Reserve transfer. The signature entered as OG. Each event was small when isolated. Together they formed a slope.</w:t>
       </w:r>
     </w:p>
     <w:p>
@@ -356,7 +366,7 @@
     </w:p>
     <w:p>
       <w:r>
-        <w:t>The current Chief Architect, Mr. Flitzberg, understood why the search mattered. At the peak of their power, rogue gana agents would not yield to their own Grandmasters, and no rival gana could defeat them without turning correction into open war. Once an agent reached that height, the four institutions could only negotiate around the danger or feed it until it became stronger. The last hope had to come from people who stood outside the old pattern.</w:t>
+        <w:t>The current Chief Architect, Mr. Flitzberg, understood why the search mattered better than anyone alive. At the peak of their power, rogue gana agents would not yield to their own Grandmasters, and no rival gana could defeat them without turning correction into open war. Once an agent reached that height, the four institutions could only negotiate around the danger or feed it until it became stronger. The last hope had to come from people who stood outside the old pattern.</w:t>
       </w:r>
     </w:p>
     <w:p>

--- a/manuscript/chapter-14-the-neutral-ground.docx
+++ b/manuscript/chapter-14-the-neutral-ground.docx
@@ -51,7 +51,7 @@
     </w:p>
     <w:p>
       <w:r>
-        <w:t>Nearly a century earlier, before the lower districts had been reorganized into the Miner Town administration and before Trinity-1 had finished sealing its upper boundaries, the space between them had been treated as a problem no gana wanted to own. It lay beneath the city's civic platforms and above the deepest extraction levels, close enough to both worlds to be reached quickly and far enough from both to be denied when something went wrong.</w:t>
+        <w:t>Nearly a century earlier, before the lower districts had been reorganized into the Miner Town administration and before the three Trinitys had finished sealing their upper boundaries, the space between them had been treated as a problem no gana wanted to own. It lay beneath the city's civic platforms and above the deepest extraction levels, close enough to both worlds to be reached quickly and far enough from both to be denied when something went wrong.</w:t>
       </w:r>
     </w:p>
     <w:p>
@@ -61,7 +61,7 @@
     </w:p>
     <w:p>
       <w:r>
-        <w:t>Its purpose was practical. Representatives from Trinity-1 could meet labor delegates from the mines without allowing either side to claim that the meeting had taken place inside the other's territory. Drona would provide medical staff. Kubera would provide materials. Chanakya would write the rules. Ashoka would secure the perimeter and remain outside the room unless someone broke those rules.</w:t>
+        <w:t>Its purpose was practical. Representatives from the upper cities could meet labor delegates from the mines without allowing either side to claim that the meeting had taken place inside the other's territory. Drona would provide medical staff. Kubera would provide materials. Chanakya would write the rules. Ashoka would secure the perimeter and remain outside the room unless someone broke those rules.</w:t>
       </w:r>
     </w:p>
     <w:p>
@@ -276,12 +276,12 @@
     </w:p>
     <w:p>
       <w:r>
-        <w:t>The facility became neutral territory in the way abandoned places often did, though the ring beneath the boundary was never truly abandoned. It had been built as the physical heart of the original agreement: a circular structure with no central command room, no public insignia, and no entrance that could be claimed as belonging to one gana. Its corridors returned to themselves. Its sections could be sealed from one another. A person could enter through a service route in Miner Town and leave through a maintenance passage beneath Trinity-1 without ever crossing a door marked with an institution's name.</w:t>
+        <w:t>The facility became neutral territory in the way abandoned places often did, though the ring beneath the boundary was never truly abandoned. It had been built as the physical heart of the original agreement: a circular structure with no central command room, no public insignia, and no entrance that could be claimed as belonging to one gana. Its corridors returned to themselves. Its sections could be sealed from one another. A person could enter through a service route in Miner Town and leave through a maintenance passage beneath the upper cities without ever crossing a door marked with an institution's name.</w:t>
       </w:r>
     </w:p>
     <w:p>
       <w:r>
-        <w:t>The ring had survived because no one could agree what it was. To the lower districts, it was an old emergency station left behind by the first reconstruction. To Trinity-1, it was a redundant infrastructure reserve. To former faction leaders, it was a place where agreements could be made without witnesses. Patal Loka treated it as something more important: a neutral instrument whose history gave it authority precisely because no living gana could claim to have created it alone.</w:t>
+        <w:t>The ring had survived because no one could agree what it was. To the lower districts, it was an old emergency station left behind by the first reconstruction. To the upper cities, it was a redundant infrastructure reserve. To former faction leaders, it was a place where agreements could be made without witnesses. Patal Loka treated it as something more important: a neutral instrument whose history gave it authority precisely because no living gana could claim to have created it alone.</w:t>
       </w:r>
     </w:p>
     <w:p>
@@ -371,12 +371,12 @@
     </w:p>
     <w:p>
       <w:r>
-        <w:t>According to Flitzberg's calculations, only candidates from Miner Town could defeat the unknown power emerging from the ganas. The people of Trinity-1 had been measured from childhood, assigned to systems, rewarded for serving them, and taught to mistake permission for freedom. Daren had become so powerful because Trinity-1 already knew how to route resources, permissions, surveillance, and obedience toward him. Miner Town's candidates had been neglected by those systems instead. They were not cleanly indexed. They had not been trained to seek approval from the ganas. Their instincts had formed in the gaps between official categories, where survival required judgment before permission.</w:t>
+        <w:t>According to Flitzberg's calculations, only candidates from Miner Town could defeat the unknown power emerging from the ganas. The people of the three Trinitys had been measured from childhood, assigned to systems, rewarded for serving them, and taught to mistake permission for freedom. Daren had become so powerful because the upper cities already knew how to route resources, permissions, surveillance, and obedience toward him. Miner Town's candidates had been neglected by those systems instead. They were not cleanly indexed. They had not been trained to seek approval from the ganas. Their instincts had formed in the gaps between official categories, where survival required judgment before permission.</w:t>
       </w:r>
     </w:p>
     <w:p>
       <w:r>
-        <w:t>That made them harder to control, but it also made them harder to predict. The same absence that Trinity-1 called deprivation could become resistance. Flitzberg believed that a power built inside the system could only be opposed by people the system had failed to fully absorb.</w:t>
+        <w:t>That made them harder to control, but it also made them harder to predict. The same absence that the upper cities called deprivation could become resistance. Flitzberg believed that a power built inside the system could only be opposed by people the system had failed to fully absorb.</w:t>
       </w:r>
     </w:p>
     <w:p>
